--- a/eng/docx/55.content.docx
+++ b/eng/docx/55.content.docx
@@ -19,7 +19,7 @@
         <w:rPr>
           <w:lang w:val="en_US" w:bidi="en_US"/>
         </w:rPr>
-        <w:t>Resource: Study Notes - Book Intros (Tyndale)</w:t>
+        <w:t>Resource: Tyndale Open Study Notes</w:t>
       </w:r>
       <w:r>
         <w:rPr>
@@ -112,7 +112,7 @@
         <w:rPr>
           <w:lang w:val="en_US" w:bidi="en_US"/>
         </w:rPr>
-        <w:t>Study Notes - Book Intros (Tyndale)</w:t>
+        <w:t>Tyndale Open Study Notes</w:t>
       </w:r>
     </w:p>
     <w:p>

--- a/eng/docx/55.content.docx
+++ b/eng/docx/55.content.docx
@@ -19,7 +19,7 @@
         <w:rPr>
           <w:lang w:val="en_US" w:bidi="en_US"/>
         </w:rPr>
-        <w:t>Resource: Tyndale Open Study Notes</w:t>
+        <w:t>Resource: Aquifer Open Study Notes (Book Intros)</w:t>
       </w:r>
       <w:r>
         <w:rPr>
@@ -112,7 +112,7 @@
         <w:rPr>
           <w:lang w:val="en_US" w:bidi="en_US"/>
         </w:rPr>
-        <w:t>Tyndale Open Study Notes</w:t>
+        <w:t>Aquifer Open Study Notes (Book Intros)</w:t>
       </w:r>
     </w:p>
     <w:p>

--- a/eng/docx/55.content.docx
+++ b/eng/docx/55.content.docx
@@ -233,18 +233,12 @@
         </w:rPr>
         <w:t xml:space="preserve">While imprisoned in Rome near the end of his life, Paul realized that he had reached the end of his race. His life, shaped by the pattern of Jesus Christ’s death and resurrection, was nearing its conclusion. Paul commissioned his helper Timothy to continue his ministry. When Paul was executed by the Romans, this letter became his final testimony (see </w:t>
       </w:r>
-      <w:hyperlink r:id="rId13">
-        <w:r>
-          <w:rPr>
-            <w:lang w:val="en_US" w:bidi="en_US"/>
-          </w:rPr>
-          <w:rPr>
-            <w:color w:val="0000EE"/>
-            <w:u w:val="single"/>
-          </w:rPr>
-          <w:t>2 Timothy 4:7–8</w:t>
-        </w:r>
-      </w:hyperlink>
+      <w:r>
+        <w:rPr>
+          <w:lang w:val="en_US" w:bidi="en_US"/>
+        </w:rPr>
+        <w:t>2 Timothy 4:7–8</w:t>
+      </w:r>
       <w:r>
         <w:rPr>
           <w:lang w:val="en_US" w:bidi="en_US"/>
@@ -276,90 +270,60 @@
         </w:rPr>
         <w:t>After Paul's conversion to Christianity, he worked as an apostle from Jerusalem to Italy (</w:t>
       </w:r>
-      <w:hyperlink r:id="rId14">
-        <w:r>
-          <w:rPr>
-            <w:lang w:val="en_US" w:bidi="en_US"/>
-          </w:rPr>
-          <w:rPr>
-            <w:color w:val="0000EE"/>
-            <w:u w:val="single"/>
-          </w:rPr>
-          <w:t>Acts 9:1–19</w:t>
-        </w:r>
-      </w:hyperlink>
+      <w:r>
+        <w:rPr>
+          <w:lang w:val="en_US" w:bidi="en_US"/>
+        </w:rPr>
+        <w:t>Acts 9:1–19</w:t>
+      </w:r>
       <w:r>
         <w:rPr>
           <w:lang w:val="en_US" w:bidi="en_US"/>
         </w:rPr>
         <w:t xml:space="preserve">; </w:t>
       </w:r>
-      <w:hyperlink r:id="rId15">
-        <w:r>
-          <w:rPr>
-            <w:lang w:val="en_US" w:bidi="en_US"/>
-          </w:rPr>
-          <w:rPr>
-            <w:color w:val="0000EE"/>
-            <w:u w:val="single"/>
-          </w:rPr>
-          <w:t>Acts 28:30–31</w:t>
-        </w:r>
-      </w:hyperlink>
+      <w:r>
+        <w:rPr>
+          <w:lang w:val="en_US" w:bidi="en_US"/>
+        </w:rPr>
+        <w:t>Acts 28:30–31</w:t>
+      </w:r>
       <w:r>
         <w:rPr>
           <w:lang w:val="en_US" w:bidi="en_US"/>
         </w:rPr>
         <w:t xml:space="preserve">; </w:t>
       </w:r>
-      <w:hyperlink r:id="rId16">
-        <w:r>
-          <w:rPr>
-            <w:lang w:val="en_US" w:bidi="en_US"/>
-          </w:rPr>
-          <w:rPr>
-            <w:color w:val="0000EE"/>
-            <w:u w:val="single"/>
-          </w:rPr>
-          <w:t>Romans 15:19</w:t>
-        </w:r>
-      </w:hyperlink>
+      <w:r>
+        <w:rPr>
+          <w:lang w:val="en_US" w:bidi="en_US"/>
+        </w:rPr>
+        <w:t>Romans 15:19</w:t>
+      </w:r>
       <w:r>
         <w:rPr>
           <w:lang w:val="en_US" w:bidi="en_US"/>
         </w:rPr>
         <w:t>). He spent a good amount of time in Asia Minor, especially in Ephesus (</w:t>
       </w:r>
-      <w:hyperlink r:id="rId17">
-        <w:r>
-          <w:rPr>
-            <w:lang w:val="en_US" w:bidi="en_US"/>
-          </w:rPr>
-          <w:rPr>
-            <w:color w:val="0000EE"/>
-            <w:u w:val="single"/>
-          </w:rPr>
-          <w:t>Acts 19:1–20:1</w:t>
-        </w:r>
-      </w:hyperlink>
+      <w:r>
+        <w:rPr>
+          <w:lang w:val="en_US" w:bidi="en_US"/>
+        </w:rPr>
+        <w:t>Acts 19:1–20:1</w:t>
+      </w:r>
       <w:r>
         <w:rPr>
           <w:lang w:val="en_US" w:bidi="en_US"/>
         </w:rPr>
         <w:t xml:space="preserve">; </w:t>
       </w:r>
-      <w:hyperlink r:id="rId18">
-        <w:r>
-          <w:rPr>
-            <w:lang w:val="en_US" w:bidi="en_US"/>
-          </w:rPr>
-          <w:rPr>
-            <w:color w:val="0000EE"/>
-            <w:u w:val="single"/>
-          </w:rPr>
-          <w:t>20:31</w:t>
-        </w:r>
-      </w:hyperlink>
+      <w:r>
+        <w:rPr>
+          <w:lang w:val="en_US" w:bidi="en_US"/>
+        </w:rPr>
+        <w:t>20:31</w:t>
+      </w:r>
       <w:r>
         <w:rPr>
           <w:lang w:val="en_US" w:bidi="en_US"/>
@@ -398,18 +362,12 @@
         </w:rPr>
         <w:t>authorities arrested Paul in Jerusalem (</w:t>
       </w:r>
-      <w:hyperlink r:id="rId19">
-        <w:r>
-          <w:rPr>
-            <w:lang w:val="en_US" w:bidi="en_US"/>
-          </w:rPr>
-          <w:rPr>
-            <w:color w:val="0000EE"/>
-            <w:u w:val="single"/>
-          </w:rPr>
-          <w:t>Acts 21:27–36</w:t>
-        </w:r>
-      </w:hyperlink>
+      <w:r>
+        <w:rPr>
+          <w:lang w:val="en_US" w:bidi="en_US"/>
+        </w:rPr>
+        <w:t>Acts 21:27–36</w:t>
+      </w:r>
       <w:r>
         <w:rPr>
           <w:lang w:val="en_US" w:bidi="en_US"/>
@@ -434,18 +392,12 @@
         </w:rPr>
         <w:t>detained him in Caesarea (</w:t>
       </w:r>
-      <w:hyperlink r:id="rId20">
-        <w:r>
-          <w:rPr>
-            <w:lang w:val="en_US" w:bidi="en_US"/>
-          </w:rPr>
-          <w:rPr>
-            <w:color w:val="0000EE"/>
-            <w:u w:val="single"/>
-          </w:rPr>
-          <w:t>Acts 23:23–26:32</w:t>
-        </w:r>
-      </w:hyperlink>
+      <w:r>
+        <w:rPr>
+          <w:lang w:val="en_US" w:bidi="en_US"/>
+        </w:rPr>
+        <w:t>Acts 23:23–26:32</w:t>
+      </w:r>
       <w:r>
         <w:rPr>
           <w:lang w:val="en_US" w:bidi="en_US"/>
@@ -470,18 +422,12 @@
         </w:rPr>
         <w:t>imprisoned him in Rome (</w:t>
       </w:r>
-      <w:hyperlink r:id="rId21">
-        <w:r>
-          <w:rPr>
-            <w:lang w:val="en_US" w:bidi="en_US"/>
-          </w:rPr>
-          <w:rPr>
-            <w:color w:val="0000EE"/>
-            <w:u w:val="single"/>
-          </w:rPr>
-          <w:t>Acts 28:16–31</w:t>
-        </w:r>
-      </w:hyperlink>
+      <w:r>
+        <w:rPr>
+          <w:lang w:val="en_US" w:bidi="en_US"/>
+        </w:rPr>
+        <w:t>Acts 28:16–31</w:t>
+      </w:r>
       <w:r>
         <w:rPr>
           <w:lang w:val="en_US" w:bidi="en_US"/>
@@ -502,54 +448,36 @@
         </w:rPr>
         <w:t>They eventually released Paul and he continued his ministry. During this time, he wrote 1 Timothy and Titus. He was later arrested and imprisoned in Rome again (</w:t>
       </w:r>
-      <w:hyperlink r:id="rId22">
-        <w:r>
-          <w:rPr>
-            <w:lang w:val="en_US" w:bidi="en_US"/>
-          </w:rPr>
-          <w:rPr>
-            <w:color w:val="0000EE"/>
-            <w:u w:val="single"/>
-          </w:rPr>
-          <w:t>2 Timothy 1:8</w:t>
-        </w:r>
-      </w:hyperlink>
+      <w:r>
+        <w:rPr>
+          <w:lang w:val="en_US" w:bidi="en_US"/>
+        </w:rPr>
+        <w:t>2 Timothy 1:8</w:t>
+      </w:r>
       <w:r>
         <w:rPr>
           <w:lang w:val="en_US" w:bidi="en_US"/>
         </w:rPr>
         <w:t xml:space="preserve">, </w:t>
       </w:r>
-      <w:hyperlink r:id="rId23">
-        <w:r>
-          <w:rPr>
-            <w:lang w:val="en_US" w:bidi="en_US"/>
-          </w:rPr>
-          <w:rPr>
-            <w:color w:val="0000EE"/>
-            <w:u w:val="single"/>
-          </w:rPr>
-          <w:t>16–17</w:t>
-        </w:r>
-      </w:hyperlink>
+      <w:r>
+        <w:rPr>
+          <w:lang w:val="en_US" w:bidi="en_US"/>
+        </w:rPr>
+        <w:t>16–17</w:t>
+      </w:r>
       <w:r>
         <w:rPr>
           <w:lang w:val="en_US" w:bidi="en_US"/>
         </w:rPr>
         <w:t xml:space="preserve">; </w:t>
       </w:r>
-      <w:hyperlink r:id="rId24">
-        <w:r>
-          <w:rPr>
-            <w:lang w:val="en_US" w:bidi="en_US"/>
-          </w:rPr>
-          <w:rPr>
-            <w:color w:val="0000EE"/>
-            <w:u w:val="single"/>
-          </w:rPr>
-          <w:t>2:9</w:t>
-        </w:r>
-      </w:hyperlink>
+      <w:r>
+        <w:rPr>
+          <w:lang w:val="en_US" w:bidi="en_US"/>
+        </w:rPr>
+        <w:t>2:9</w:t>
+      </w:r>
       <w:r>
         <w:rPr>
           <w:lang w:val="en_US" w:bidi="en_US"/>
@@ -570,54 +498,36 @@
         </w:rPr>
         <w:t xml:space="preserve">This letter, written from prison in Rome, was during the final part of Paul's life (see </w:t>
       </w:r>
-      <w:hyperlink r:id="rId25">
-        <w:r>
-          <w:rPr>
-            <w:lang w:val="en_US" w:bidi="en_US"/>
-          </w:rPr>
-          <w:rPr>
-            <w:color w:val="0000EE"/>
-            <w:u w:val="single"/>
-          </w:rPr>
-          <w:t>4:6–18</w:t>
-        </w:r>
-      </w:hyperlink>
+      <w:r>
+        <w:rPr>
+          <w:lang w:val="en_US" w:bidi="en_US"/>
+        </w:rPr>
+        <w:t>4:6–18</w:t>
+      </w:r>
       <w:r>
         <w:rPr>
           <w:lang w:val="en_US" w:bidi="en_US"/>
         </w:rPr>
         <w:t>). Paul wrote it to Timothy, his loyal and fellow worker and representative. Timothy was in the province of Asia then, probably in Ephesus (</w:t>
       </w:r>
-      <w:hyperlink r:id="rId26">
-        <w:r>
-          <w:rPr>
-            <w:lang w:val="en_US" w:bidi="en_US"/>
-          </w:rPr>
-          <w:rPr>
-            <w:color w:val="0000EE"/>
-            <w:u w:val="single"/>
-          </w:rPr>
-          <w:t>4:13</w:t>
-        </w:r>
-      </w:hyperlink>
+      <w:r>
+        <w:rPr>
+          <w:lang w:val="en_US" w:bidi="en_US"/>
+        </w:rPr>
+        <w:t>4:13</w:t>
+      </w:r>
       <w:r>
         <w:rPr>
           <w:lang w:val="en_US" w:bidi="en_US"/>
         </w:rPr>
         <w:t xml:space="preserve">, </w:t>
       </w:r>
-      <w:hyperlink r:id="rId27">
-        <w:r>
-          <w:rPr>
-            <w:lang w:val="en_US" w:bidi="en_US"/>
-          </w:rPr>
-          <w:rPr>
-            <w:color w:val="0000EE"/>
-            <w:u w:val="single"/>
-          </w:rPr>
-          <w:t>19</w:t>
-        </w:r>
-      </w:hyperlink>
+      <w:r>
+        <w:rPr>
+          <w:lang w:val="en_US" w:bidi="en_US"/>
+        </w:rPr>
+        <w:t>19</w:t>
+      </w:r>
       <w:r>
         <w:rPr>
           <w:lang w:val="en_US" w:bidi="en_US"/>
@@ -649,36 +559,24 @@
         </w:rPr>
         <w:t>Paul gave a traditional greeting (</w:t>
       </w:r>
-      <w:hyperlink r:id="rId28">
-        <w:r>
-          <w:rPr>
-            <w:lang w:val="en_US" w:bidi="en_US"/>
-          </w:rPr>
-          <w:rPr>
-            <w:color w:val="0000EE"/>
-            <w:u w:val="single"/>
-          </w:rPr>
-          <w:t>2 Timothy 1:1–2</w:t>
-        </w:r>
-      </w:hyperlink>
+      <w:r>
+        <w:rPr>
+          <w:lang w:val="en_US" w:bidi="en_US"/>
+        </w:rPr>
+        <w:t>2 Timothy 1:1–2</w:t>
+      </w:r>
       <w:r>
         <w:rPr>
           <w:lang w:val="en_US" w:bidi="en_US"/>
         </w:rPr>
         <w:t>). Then he gave thanks and added a prayer (</w:t>
       </w:r>
-      <w:hyperlink r:id="rId29">
-        <w:r>
-          <w:rPr>
-            <w:lang w:val="en_US" w:bidi="en_US"/>
-          </w:rPr>
-          <w:rPr>
-            <w:color w:val="0000EE"/>
-            <w:u w:val="single"/>
-          </w:rPr>
-          <w:t>1:3–4</w:t>
-        </w:r>
-      </w:hyperlink>
+      <w:r>
+        <w:rPr>
+          <w:lang w:val="en_US" w:bidi="en_US"/>
+        </w:rPr>
+        <w:t>1:3–4</w:t>
+      </w:r>
       <w:r>
         <w:rPr>
           <w:lang w:val="en_US" w:bidi="en_US"/>
@@ -697,18 +595,12 @@
         </w:rPr>
         <w:t xml:space="preserve"> (</w:t>
       </w:r>
-      <w:hyperlink r:id="rId30">
-        <w:r>
-          <w:rPr>
-            <w:lang w:val="en_US" w:bidi="en_US"/>
-          </w:rPr>
-          <w:rPr>
-            <w:color w:val="0000EE"/>
-            <w:u w:val="single"/>
-          </w:rPr>
-          <w:t>1:5–18</w:t>
-        </w:r>
-      </w:hyperlink>
+      <w:r>
+        <w:rPr>
+          <w:lang w:val="en_US" w:bidi="en_US"/>
+        </w:rPr>
+        <w:t>1:5–18</w:t>
+      </w:r>
       <w:r>
         <w:rPr>
           <w:lang w:val="en_US" w:bidi="en_US"/>
@@ -729,36 +621,24 @@
         </w:rPr>
         <w:t>Paul urges Timothy once more to be strong and endure suffering with him (</w:t>
       </w:r>
-      <w:hyperlink r:id="rId31">
-        <w:r>
-          <w:rPr>
-            <w:lang w:val="en_US" w:bidi="en_US"/>
-          </w:rPr>
-          <w:rPr>
-            <w:color w:val="0000EE"/>
-            <w:u w:val="single"/>
-          </w:rPr>
-          <w:t>2:1–13</w:t>
-        </w:r>
-      </w:hyperlink>
+      <w:r>
+        <w:rPr>
+          <w:lang w:val="en_US" w:bidi="en_US"/>
+        </w:rPr>
+        <w:t>2:1–13</w:t>
+      </w:r>
       <w:r>
         <w:rPr>
           <w:lang w:val="en_US" w:bidi="en_US"/>
         </w:rPr>
         <w:t>). Timothy should find motivation in the gospel and Paul's example. Paul also guides Timothy on how to manage his ministry among false teachers (</w:t>
       </w:r>
-      <w:hyperlink r:id="rId32">
-        <w:r>
-          <w:rPr>
-            <w:lang w:val="en_US" w:bidi="en_US"/>
-          </w:rPr>
-          <w:rPr>
-            <w:color w:val="0000EE"/>
-            <w:u w:val="single"/>
-          </w:rPr>
-          <w:t>2:14–26</w:t>
-        </w:r>
-      </w:hyperlink>
+      <w:r>
+        <w:rPr>
+          <w:lang w:val="en_US" w:bidi="en_US"/>
+        </w:rPr>
+        <w:t>2:14–26</w:t>
+      </w:r>
       <w:r>
         <w:rPr>
           <w:lang w:val="en_US" w:bidi="en_US"/>
@@ -779,18 +659,12 @@
         </w:rPr>
         <w:t>The perspective then expands to place Timothy's task within the context of the end of history (</w:t>
       </w:r>
-      <w:hyperlink r:id="rId33">
-        <w:r>
-          <w:rPr>
-            <w:lang w:val="en_US" w:bidi="en_US"/>
-          </w:rPr>
-          <w:rPr>
-            <w:color w:val="0000EE"/>
-            <w:u w:val="single"/>
-          </w:rPr>
-          <w:t>3:1–4:8</w:t>
-        </w:r>
-      </w:hyperlink>
+      <w:r>
+        <w:rPr>
+          <w:lang w:val="en_US" w:bidi="en_US"/>
+        </w:rPr>
+        <w:t>3:1–4:8</w:t>
+      </w:r>
       <w:r>
         <w:rPr>
           <w:lang w:val="en_US" w:bidi="en_US"/>
@@ -825,54 +699,36 @@
         </w:rPr>
         <w:t>The letter ends by asking Timothy to come to Rome quickly (</w:t>
       </w:r>
-      <w:hyperlink r:id="rId34">
-        <w:r>
-          <w:rPr>
-            <w:lang w:val="en_US" w:bidi="en_US"/>
-          </w:rPr>
-          <w:rPr>
-            <w:color w:val="0000EE"/>
-            <w:u w:val="single"/>
-          </w:rPr>
-          <w:t>4:9–18</w:t>
-        </w:r>
-      </w:hyperlink>
+      <w:r>
+        <w:rPr>
+          <w:lang w:val="en_US" w:bidi="en_US"/>
+        </w:rPr>
+        <w:t>4:9–18</w:t>
+      </w:r>
       <w:r>
         <w:rPr>
           <w:lang w:val="en_US" w:bidi="en_US"/>
         </w:rPr>
         <w:t>). Paul sends greetings, shares news, and urges Timothy to travel to Rome before winter (</w:t>
       </w:r>
-      <w:hyperlink r:id="rId35">
-        <w:r>
-          <w:rPr>
-            <w:lang w:val="en_US" w:bidi="en_US"/>
-          </w:rPr>
-          <w:rPr>
-            <w:color w:val="0000EE"/>
-            <w:u w:val="single"/>
-          </w:rPr>
-          <w:t>4:19–21</w:t>
-        </w:r>
-      </w:hyperlink>
+      <w:r>
+        <w:rPr>
+          <w:lang w:val="en_US" w:bidi="en_US"/>
+        </w:rPr>
+        <w:t>4:19–21</w:t>
+      </w:r>
       <w:r>
         <w:rPr>
           <w:lang w:val="en_US" w:bidi="en_US"/>
         </w:rPr>
         <w:t>). Paul then concludes with a blessing (</w:t>
       </w:r>
-      <w:hyperlink r:id="rId36">
-        <w:r>
-          <w:rPr>
-            <w:lang w:val="en_US" w:bidi="en_US"/>
-          </w:rPr>
-          <w:rPr>
-            <w:color w:val="0000EE"/>
-            <w:u w:val="single"/>
-          </w:rPr>
-          <w:t>4:22</w:t>
-        </w:r>
-      </w:hyperlink>
+      <w:r>
+        <w:rPr>
+          <w:lang w:val="en_US" w:bidi="en_US"/>
+        </w:rPr>
+        <w:t>4:22</w:t>
+      </w:r>
       <w:r>
         <w:rPr>
           <w:lang w:val="en_US" w:bidi="en_US"/>
@@ -904,18 +760,12 @@
         </w:rPr>
         <w:t>Paul may have written 2 Timothy during his first imprisonment in Rome (</w:t>
       </w:r>
-      <w:hyperlink r:id="rId37">
-        <w:r>
-          <w:rPr>
-            <w:lang w:val="en_US" w:bidi="en_US"/>
-          </w:rPr>
-          <w:rPr>
-            <w:color w:val="0000EE"/>
-            <w:u w:val="single"/>
-          </w:rPr>
-          <w:t>Acts 28:1–31</w:t>
-        </w:r>
-      </w:hyperlink>
+      <w:r>
+        <w:rPr>
+          <w:lang w:val="en_US" w:bidi="en_US"/>
+        </w:rPr>
+        <w:t>Acts 28:1–31</w:t>
+      </w:r>
       <w:r>
         <w:rPr>
           <w:lang w:val="en_US" w:bidi="en_US"/>
@@ -959,144 +809,96 @@
         </w:rPr>
         <w:t>We do not know the details of Paul’s second arrest. Perhaps Alexander, a person Paul had corrected earlier, played a role in the arrest (</w:t>
       </w:r>
-      <w:hyperlink r:id="rId38">
-        <w:r>
-          <w:rPr>
-            <w:lang w:val="en_US" w:bidi="en_US"/>
-          </w:rPr>
-          <w:rPr>
-            <w:color w:val="0000EE"/>
-            <w:u w:val="single"/>
-          </w:rPr>
-          <w:t>2 Timothy 4:14–15</w:t>
-        </w:r>
-      </w:hyperlink>
+      <w:r>
+        <w:rPr>
+          <w:lang w:val="en_US" w:bidi="en_US"/>
+        </w:rPr>
+        <w:t>2 Timothy 4:14–15</w:t>
+      </w:r>
       <w:r>
         <w:rPr>
           <w:lang w:val="en_US" w:bidi="en_US"/>
         </w:rPr>
         <w:t xml:space="preserve">; </w:t>
       </w:r>
-      <w:hyperlink r:id="rId39">
-        <w:r>
-          <w:rPr>
-            <w:lang w:val="en_US" w:bidi="en_US"/>
-          </w:rPr>
-          <w:rPr>
-            <w:color w:val="0000EE"/>
-            <w:u w:val="single"/>
-          </w:rPr>
-          <w:t>1 Timothy 1:20</w:t>
-        </w:r>
-      </w:hyperlink>
+      <w:r>
+        <w:rPr>
+          <w:lang w:val="en_US" w:bidi="en_US"/>
+        </w:rPr>
+        <w:t>1 Timothy 1:20</w:t>
+      </w:r>
       <w:r>
         <w:rPr>
           <w:lang w:val="en_US" w:bidi="en_US"/>
         </w:rPr>
         <w:t xml:space="preserve">; see </w:t>
       </w:r>
-      <w:hyperlink r:id="rId40">
-        <w:r>
-          <w:rPr>
-            <w:lang w:val="en_US" w:bidi="en_US"/>
-          </w:rPr>
-          <w:rPr>
-            <w:color w:val="0000EE"/>
-            <w:u w:val="single"/>
-          </w:rPr>
-          <w:t>2 Timothy 4:16–18</w:t>
-        </w:r>
-      </w:hyperlink>
+      <w:r>
+        <w:rPr>
+          <w:lang w:val="en_US" w:bidi="en_US"/>
+        </w:rPr>
+        <w:t>2 Timothy 4:16–18</w:t>
+      </w:r>
       <w:r>
         <w:rPr>
           <w:lang w:val="en_US" w:bidi="en_US"/>
         </w:rPr>
         <w:t xml:space="preserve">). It might have happened in Asia Minor (see </w:t>
       </w:r>
-      <w:hyperlink r:id="rId41">
-        <w:r>
-          <w:rPr>
-            <w:lang w:val="en_US" w:bidi="en_US"/>
-          </w:rPr>
-          <w:rPr>
-            <w:color w:val="0000EE"/>
-            <w:u w:val="single"/>
-          </w:rPr>
-          <w:t>1:15</w:t>
-        </w:r>
-      </w:hyperlink>
+      <w:r>
+        <w:rPr>
+          <w:lang w:val="en_US" w:bidi="en_US"/>
+        </w:rPr>
+        <w:t>1:15</w:t>
+      </w:r>
       <w:r>
         <w:rPr>
           <w:lang w:val="en_US" w:bidi="en_US"/>
         </w:rPr>
         <w:t>). If so, Paul’s opponents, the false teachers mentioned in 1 Timothy and Titus, were not just making empty threats. The struggle Paul and Timothy encountered was not just a metaphor or spiritual (</w:t>
       </w:r>
-      <w:hyperlink r:id="rId42">
-        <w:r>
-          <w:rPr>
-            <w:lang w:val="en_US" w:bidi="en_US"/>
-          </w:rPr>
-          <w:rPr>
-            <w:color w:val="0000EE"/>
-            <w:u w:val="single"/>
-          </w:rPr>
-          <w:t>2 Timothy 2:3</w:t>
-        </w:r>
-      </w:hyperlink>
+      <w:r>
+        <w:rPr>
+          <w:lang w:val="en_US" w:bidi="en_US"/>
+        </w:rPr>
+        <w:t>2 Timothy 2:3</w:t>
+      </w:r>
       <w:r>
         <w:rPr>
           <w:lang w:val="en_US" w:bidi="en_US"/>
         </w:rPr>
         <w:t xml:space="preserve">; </w:t>
       </w:r>
-      <w:hyperlink r:id="rId43">
-        <w:r>
-          <w:rPr>
-            <w:lang w:val="en_US" w:bidi="en_US"/>
-          </w:rPr>
-          <w:rPr>
-            <w:color w:val="0000EE"/>
-            <w:u w:val="single"/>
-          </w:rPr>
-          <w:t>4:7</w:t>
-        </w:r>
-      </w:hyperlink>
+      <w:r>
+        <w:rPr>
+          <w:lang w:val="en_US" w:bidi="en_US"/>
+        </w:rPr>
+        <w:t>4:7</w:t>
+      </w:r>
       <w:r>
         <w:rPr>
           <w:lang w:val="en_US" w:bidi="en_US"/>
         </w:rPr>
         <w:t xml:space="preserve">; see also </w:t>
       </w:r>
-      <w:hyperlink r:id="rId44">
-        <w:r>
-          <w:rPr>
-            <w:lang w:val="en_US" w:bidi="en_US"/>
-          </w:rPr>
-          <w:rPr>
-            <w:color w:val="0000EE"/>
-            <w:u w:val="single"/>
-          </w:rPr>
-          <w:t>1 Timothy 1:18</w:t>
-        </w:r>
-      </w:hyperlink>
+      <w:r>
+        <w:rPr>
+          <w:lang w:val="en_US" w:bidi="en_US"/>
+        </w:rPr>
+        <w:t>1 Timothy 1:18</w:t>
+      </w:r>
       <w:r>
         <w:rPr>
           <w:lang w:val="en_US" w:bidi="en_US"/>
         </w:rPr>
         <w:t xml:space="preserve">; </w:t>
       </w:r>
-      <w:hyperlink r:id="rId45">
-        <w:r>
-          <w:rPr>
-            <w:lang w:val="en_US" w:bidi="en_US"/>
-          </w:rPr>
-          <w:rPr>
-            <w:color w:val="0000EE"/>
-            <w:u w:val="single"/>
-          </w:rPr>
-          <w:t>6:12</w:t>
-        </w:r>
-      </w:hyperlink>
+      <w:r>
+        <w:rPr>
+          <w:lang w:val="en_US" w:bidi="en_US"/>
+        </w:rPr>
+        <w:t>6:12</w:t>
+      </w:r>
       <w:r>
         <w:rPr>
           <w:lang w:val="en_US" w:bidi="en_US"/>
@@ -1117,90 +919,60 @@
         </w:rPr>
         <w:t>The instructions to pray for civil authorities may relate to broader issues caused by false teachers (</w:t>
       </w:r>
-      <w:hyperlink r:id="rId46">
-        <w:r>
-          <w:rPr>
-            <w:lang w:val="en_US" w:bidi="en_US"/>
-          </w:rPr>
-          <w:rPr>
-            <w:color w:val="0000EE"/>
-            <w:u w:val="single"/>
-          </w:rPr>
-          <w:t>1 Timothy 2:1–7</w:t>
-        </w:r>
-      </w:hyperlink>
+      <w:r>
+        <w:rPr>
+          <w:lang w:val="en_US" w:bidi="en_US"/>
+        </w:rPr>
+        <w:t>1 Timothy 2:1–7</w:t>
+      </w:r>
       <w:r>
         <w:rPr>
           <w:lang w:val="en_US" w:bidi="en_US"/>
         </w:rPr>
         <w:t xml:space="preserve">; compare </w:t>
       </w:r>
-      <w:hyperlink r:id="rId47">
-        <w:r>
-          <w:rPr>
-            <w:lang w:val="en_US" w:bidi="en_US"/>
-          </w:rPr>
-          <w:rPr>
-            <w:color w:val="0000EE"/>
-            <w:u w:val="single"/>
-          </w:rPr>
-          <w:t>Titus 3:1</w:t>
-        </w:r>
-      </w:hyperlink>
+      <w:r>
+        <w:rPr>
+          <w:lang w:val="en_US" w:bidi="en_US"/>
+        </w:rPr>
+        <w:t>Titus 3:1</w:t>
+      </w:r>
       <w:r>
         <w:rPr>
           <w:lang w:val="en_US" w:bidi="en_US"/>
         </w:rPr>
         <w:t>). This led to Paul’s final arrest and execution for spreading the gospel. The false teachers were still active (</w:t>
       </w:r>
-      <w:hyperlink r:id="rId48">
-        <w:r>
-          <w:rPr>
-            <w:lang w:val="en_US" w:bidi="en_US"/>
-          </w:rPr>
-          <w:rPr>
-            <w:color w:val="0000EE"/>
-            <w:u w:val="single"/>
-          </w:rPr>
-          <w:t>2 Timothy 2:14–3:9</w:t>
-        </w:r>
-      </w:hyperlink>
+      <w:r>
+        <w:rPr>
+          <w:lang w:val="en_US" w:bidi="en_US"/>
+        </w:rPr>
+        <w:t>2 Timothy 2:14–3:9</w:t>
+      </w:r>
       <w:r>
         <w:rPr>
           <w:lang w:val="en_US" w:bidi="en_US"/>
         </w:rPr>
         <w:t xml:space="preserve">; </w:t>
       </w:r>
-      <w:hyperlink r:id="rId38">
-        <w:r>
-          <w:rPr>
-            <w:lang w:val="en_US" w:bidi="en_US"/>
-          </w:rPr>
-          <w:rPr>
-            <w:color w:val="0000EE"/>
-            <w:u w:val="single"/>
-          </w:rPr>
-          <w:t>4:14–15</w:t>
-        </w:r>
-      </w:hyperlink>
+      <w:r>
+        <w:rPr>
+          <w:lang w:val="en_US" w:bidi="en_US"/>
+        </w:rPr>
+        <w:t>4:14–15</w:t>
+      </w:r>
       <w:r>
         <w:rPr>
           <w:lang w:val="en_US" w:bidi="en_US"/>
         </w:rPr>
         <w:t>). Paul saw his ministry as complete and knew his death was near (</w:t>
       </w:r>
-      <w:hyperlink r:id="rId49">
-        <w:r>
-          <w:rPr>
-            <w:lang w:val="en_US" w:bidi="en_US"/>
-          </w:rPr>
-          <w:rPr>
-            <w:color w:val="0000EE"/>
-            <w:u w:val="single"/>
-          </w:rPr>
-          <w:t>4:6–8</w:t>
-        </w:r>
-      </w:hyperlink>
+      <w:r>
+        <w:rPr>
+          <w:lang w:val="en_US" w:bidi="en_US"/>
+        </w:rPr>
+        <w:t>4:6–8</w:t>
+      </w:r>
       <w:r>
         <w:rPr>
           <w:lang w:val="en_US" w:bidi="en_US"/>
@@ -1232,18 +1004,12 @@
         </w:rPr>
         <w:t>The apostle Paul not only shared the gospel of Jesus Christ's death and resurrection, but he also lived it. This gospel inspires a lifestyle that denies oneself and follows Jesus, empowered by his resurrection. Paul modeled his life after Christ, and now death confronted him. God's work will continue until Christ returns (</w:t>
       </w:r>
-      <w:hyperlink r:id="rId50">
-        <w:r>
-          <w:rPr>
-            <w:lang w:val="en_US" w:bidi="en_US"/>
-          </w:rPr>
-          <w:rPr>
-            <w:color w:val="0000EE"/>
-            <w:u w:val="single"/>
-          </w:rPr>
-          <w:t>1:12</w:t>
-        </w:r>
-      </w:hyperlink>
+      <w:r>
+        <w:rPr>
+          <w:lang w:val="en_US" w:bidi="en_US"/>
+        </w:rPr>
+        <w:t>1:12</w:t>
+      </w:r>
       <w:r>
         <w:rPr>
           <w:lang w:val="en_US" w:bidi="en_US"/>
